--- a/Project Templates/3. Project Design Phase/Proposed Solution/Proposed Solution.docx
+++ b/Project Templates/3. Project Design Phase/Proposed Solution/Proposed Solution.docx
@@ -110,7 +110,7 @@
           </w:tcPr>
           <w:p>
             <w:r>
-              <w:t>Team 1</w:t>
+              <w:t>SWTID-2026-5878</w:t>
             </w:r>
           </w:p>
         </w:tc>
@@ -1315,7 +1315,6 @@
   <w:style w:type="character" w:default="1" w:styleId="DefaultParagraphFont">
     <w:name w:val="Default Paragraph Font"/>
     <w:uiPriority w:val="1"/>
-    <w:semiHidden/>
     <w:unhideWhenUsed/>
   </w:style>
   <w:style w:type="table" w:default="1" w:styleId="TableNormal">
